--- a/drafts/04/04-ВУ-НЮ/07-ПН-Юрія Митилинського.docx
+++ b/drafts/04/04-ВУ-НЮ/07-ПН-Юрія Митилинського.docx
@@ -19305,7 +19305,25 @@
           <w:szCs w:val="24"/>
           <w:rtl w:val="0"/>
         </w:rPr>
-        <w:t xml:space="preserve">Благословенні воїни Царя небесного!* Бо хоч ви земляни, але страстотерпцями стали,* і намагалися здобути ангельську достойність,* про тіла не дбали й стражданнями сподобилися чести безтілесних.* Тому їхніми молитвами, Господи,* подай нам велику милість.</w:t>
+        <w:t xml:space="preserve">Благословенні воїни Царя небесного!* Бо хоч ви земляни, але страстотерпцями стали,* і намагалися здобути ангельську достойність,* про тіла не </w:t>
+      </w:r>
+      <w:r>
+        <w:rPr>
+          <w:rFonts w:ascii="Times New Roman" w:cs="Times New Roman" w:eastAsia="Times New Roman" w:hAnsi="Times New Roman"/>
+          <w:sz w:val="24"/>
+          <w:szCs w:val="24"/>
+          <w:rtl w:val="0"/>
+        </w:rPr>
+        <w:t xml:space="preserve">дбали й</w:t>
+      </w:r>
+      <w:r>
+        <w:rPr>
+          <w:rFonts w:ascii="Times New Roman" w:cs="Times New Roman" w:eastAsia="Times New Roman" w:hAnsi="Times New Roman"/>
+          <w:sz w:val="24"/>
+          <w:szCs w:val="24"/>
+          <w:rtl w:val="0"/>
+        </w:rPr>
+        <w:t xml:space="preserve"> стражданнями сподобилися чести безтілесних.* Тому їхніми молитвами, Господи,* подай нам велику милість.</w:t>
       </w:r>
     </w:p>
     <w:p>
